--- a/1 Brainstorming & Ideation/Define Problem Statements .docx
+++ b/1 Brainstorming & Ideation/Define Problem Statements .docx
@@ -225,7 +225,7 @@
               <w:rPr>
                 <w:sz w:val="24"/>
               </w:rPr>
-              <w:t>02 October 2026</w:t>
+              <w:t>01/10/2026</w:t>
             </w:r>
           </w:p>
         </w:tc>
@@ -360,6 +360,55 @@
               </w:rPr>
               <w:t xml:space="preserve"> AI</w:t>
             </w:r>
+          </w:p>
+        </w:tc>
+      </w:tr>
+      <w:tr>
+        <w:trPr>
+          <w:trHeight w:val="480"/>
+        </w:trPr>
+        <w:tc>
+          <w:tcPr>
+            <w:tcW w:w="4500" w:type="dxa"/>
+          </w:tcPr>
+          <w:p>
+            <w:pPr>
+              <w:pStyle w:val="TableParagraph"/>
+              <w:spacing w:before="110"/>
+              <w:rPr>
+                <w:sz w:val="24"/>
+              </w:rPr>
+            </w:pPr>
+            <w:r>
+              <w:rPr>
+                <w:sz w:val="24"/>
+              </w:rPr>
+              <w:t>Guide</w:t>
+            </w:r>
+          </w:p>
+        </w:tc>
+        <w:tc>
+          <w:tcPr>
+            <w:tcW w:w="4520" w:type="dxa"/>
+          </w:tcPr>
+          <w:p>
+            <w:pPr>
+              <w:pStyle w:val="TableParagraph"/>
+              <w:spacing w:before="110"/>
+              <w:ind w:left="244"/>
+              <w:rPr>
+                <w:sz w:val="24"/>
+              </w:rPr>
+            </w:pPr>
+            <w:proofErr w:type="spellStart"/>
+            <w:r>
+              <w:rPr>
+                <w:spacing w:val="-2"/>
+                <w:sz w:val="24"/>
+              </w:rPr>
+              <w:t>N. Indumathi AP/CSE</w:t>
+            </w:r>
+            <w:proofErr w:type="spellEnd"/>
           </w:p>
         </w:tc>
       </w:tr>
@@ -503,160 +552,8 @@
         <w:ind w:left="889"/>
       </w:pPr>
       <w:r>
-        <w:t>Create a problem statement to understand your customer's point of view. The Customer</w:t>
-      </w:r>
-      <w:r>
-        <w:rPr>
-          <w:spacing w:val="40"/>
-        </w:rPr>
-        <w:t xml:space="preserve"> </w:t>
-      </w:r>
-      <w:r>
-        <w:t>Problem Statement template helps you focus on what matters to create experiences people will love. A well-articulated customer problem</w:t>
-      </w:r>
-      <w:r>
-        <w:rPr>
-          <w:spacing w:val="-3"/>
-        </w:rPr>
-        <w:t xml:space="preserve"> </w:t>
-      </w:r>
-      <w:r>
-        <w:t>statement</w:t>
-      </w:r>
-      <w:r>
-        <w:rPr>
-          <w:spacing w:val="-3"/>
-        </w:rPr>
-        <w:t xml:space="preserve"> </w:t>
-      </w:r>
-      <w:r>
-        <w:t>allows</w:t>
-      </w:r>
-      <w:r>
-        <w:rPr>
-          <w:spacing w:val="-3"/>
-        </w:rPr>
-        <w:t xml:space="preserve"> </w:t>
-      </w:r>
-      <w:r>
-        <w:t>you</w:t>
-      </w:r>
-      <w:r>
-        <w:rPr>
-          <w:spacing w:val="-3"/>
-        </w:rPr>
-        <w:t xml:space="preserve"> </w:t>
-      </w:r>
-      <w:r>
-        <w:t>and</w:t>
-      </w:r>
-      <w:r>
-        <w:rPr>
-          <w:spacing w:val="-3"/>
-        </w:rPr>
-        <w:t xml:space="preserve"> </w:t>
-      </w:r>
-      <w:r>
-        <w:t>your</w:t>
-      </w:r>
-      <w:r>
-        <w:rPr>
-          <w:spacing w:val="-3"/>
-        </w:rPr>
-        <w:t xml:space="preserve"> </w:t>
-      </w:r>
-      <w:r>
-        <w:t>team</w:t>
-      </w:r>
-      <w:r>
-        <w:rPr>
-          <w:spacing w:val="-3"/>
-        </w:rPr>
-        <w:t xml:space="preserve"> </w:t>
-      </w:r>
-      <w:r>
-        <w:t>to</w:t>
-      </w:r>
-      <w:r>
-        <w:rPr>
-          <w:spacing w:val="-3"/>
-        </w:rPr>
-        <w:t xml:space="preserve"> </w:t>
-      </w:r>
-      <w:r>
-        <w:t>find</w:t>
-      </w:r>
-      <w:r>
-        <w:rPr>
-          <w:spacing w:val="-3"/>
-        </w:rPr>
-        <w:t xml:space="preserve"> </w:t>
-      </w:r>
-      <w:r>
-        <w:t>the</w:t>
-      </w:r>
-      <w:r>
-        <w:rPr>
-          <w:spacing w:val="-3"/>
-        </w:rPr>
-        <w:t xml:space="preserve"> </w:t>
-      </w:r>
-      <w:r>
-        <w:t>ideal</w:t>
-      </w:r>
-      <w:r>
-        <w:rPr>
-          <w:spacing w:val="-3"/>
-        </w:rPr>
-        <w:t xml:space="preserve"> </w:t>
-      </w:r>
-      <w:r>
-        <w:t>solution</w:t>
-      </w:r>
-      <w:r>
-        <w:rPr>
-          <w:spacing w:val="-3"/>
-        </w:rPr>
-        <w:t xml:space="preserve"> </w:t>
-      </w:r>
-      <w:r>
-        <w:t>for</w:t>
-      </w:r>
-      <w:r>
-        <w:rPr>
-          <w:spacing w:val="-3"/>
-        </w:rPr>
-        <w:t xml:space="preserve"> </w:t>
-      </w:r>
-      <w:r>
-        <w:t>your</w:t>
-      </w:r>
-      <w:r>
-        <w:rPr>
-          <w:spacing w:val="-3"/>
-        </w:rPr>
-        <w:t xml:space="preserve"> </w:t>
-      </w:r>
-      <w:r>
-        <w:t>customers'</w:t>
-      </w:r>
-      <w:r>
-        <w:rPr>
-          <w:spacing w:val="-3"/>
-        </w:rPr>
-        <w:t xml:space="preserve"> </w:t>
-      </w:r>
-      <w:r>
-        <w:t>challenges.</w:t>
-      </w:r>
-      <w:r>
-        <w:rPr>
-          <w:spacing w:val="-3"/>
-        </w:rPr>
-        <w:t xml:space="preserve"> </w:t>
-      </w:r>
-      <w:r>
-        <w:t>Throughout the process, you’ll also be able to empathize with your customers, which helps you better understand how they perceive your product or service.</w:t>
+        <w:rPr/>
+        <w:t>The statements below describe the budget-shopping problem from the point of view of the people PocketSmart AI is built for: students, families and young professionals who must plan a purchase within a fixed budget. They follow the Customer Problem Statement template.</w:t>
       </w:r>
     </w:p>
     <w:p>
@@ -846,7 +743,7 @@
               <w:rPr>
                 <w:sz w:val="16"/>
               </w:rPr>
-              <w:t>A college student in India with a fixed monthly allowance, paying mostly by UPI and cash</w:t>
+              <w:t>A college student in India furnishing a room or planning a purchase with a fixed budget</w:t>
             </w:r>
           </w:p>
         </w:tc>
@@ -862,22 +759,10 @@
               <w:rPr>
                 <w:sz w:val="16"/>
               </w:rPr>
-              <w:t xml:space="preserve">Track where my money goes and </w:t>
+              <w:t>Choose products that fit my budget without browsing many sites</w:t>
             </w:r>
             <w:proofErr w:type="gramStart"/>
-            <w:r>
-              <w:rPr>
-                <w:sz w:val="16"/>
-              </w:rPr>
-              <w:t>stay</w:t>
-            </w:r>
             <w:proofErr w:type="gramEnd"/>
-            <w:r>
-              <w:rPr>
-                <w:sz w:val="16"/>
-              </w:rPr>
-              <w:t xml:space="preserve"> within my monthly budget</w:t>
-            </w:r>
           </w:p>
         </w:tc>
         <w:tc>
@@ -892,7 +777,7 @@
               <w:rPr>
                 <w:sz w:val="16"/>
               </w:rPr>
-              <w:t>My transactions show up as messy merchant strings like "UPI-SWIGGY*BLR-9182", and manual tracking apps need me to type every entry</w:t>
+              <w:t>Comparing Amazon, IKEA and other sites one by one takes hours and I lose track of the total</w:t>
             </w:r>
           </w:p>
         </w:tc>
@@ -908,7 +793,7 @@
               <w:rPr>
                 <w:sz w:val="16"/>
               </w:rPr>
-              <w:t>Bank statements are unlabeled and budgeting apps depend on manual data entry, so I give up after a week</w:t>
+              <w:t>Products, prices and platforms are scattered and nothing adds them up against my budget</w:t>
             </w:r>
           </w:p>
         </w:tc>
@@ -925,15 +810,9 @@
               <w:rPr>
                 <w:sz w:val="16"/>
               </w:rPr>
-              <w:t>Anxious</w:t>
+              <w:t>Overwhelmed and afraid of overspending</w:t>
             </w:r>
             <w:proofErr w:type="gramEnd"/>
-            <w:r>
-              <w:rPr>
-                <w:sz w:val="16"/>
-              </w:rPr>
-              <w:t xml:space="preserve"> near month end and out of control of my spending</w:t>
-            </w:r>
           </w:p>
         </w:tc>
       </w:tr>
@@ -966,14 +845,7 @@
               <w:rPr>
                 <w:sz w:val="16"/>
               </w:rPr>
-              <w:t xml:space="preserve">A working professional managing a </w:t>
-            </w:r>
-            <w:r>
-              <w:rPr>
-                <w:sz w:val="16"/>
-              </w:rPr>
-              <w:lastRenderedPageBreak/>
-              <w:t>household budget</w:t>
+              <w:t>A family member organising a birthday or housewarming party for a set number of guests</w:t>
             </w:r>
           </w:p>
         </w:tc>
@@ -989,15 +861,7 @@
               <w:rPr>
                 <w:sz w:val="16"/>
               </w:rPr>
-              <w:lastRenderedPageBreak/>
-              <w:t xml:space="preserve">Plan for festival and seasonal spending spikes </w:t>
-            </w:r>
-            <w:r>
-              <w:rPr>
-                <w:sz w:val="16"/>
-              </w:rPr>
-              <w:lastRenderedPageBreak/>
-              <w:t>before they happen</w:t>
+              <w:t>Plan venue, food and decor within one budget</w:t>
             </w:r>
           </w:p>
         </w:tc>
@@ -1013,15 +877,7 @@
               <w:rPr>
                 <w:sz w:val="16"/>
               </w:rPr>
-              <w:lastRenderedPageBreak/>
-              <w:t xml:space="preserve">I only see totals after the money is spent and nothing tells me what </w:t>
-            </w:r>
-            <w:r>
-              <w:rPr>
-                <w:sz w:val="16"/>
-              </w:rPr>
-              <w:lastRenderedPageBreak/>
-              <w:t>next month will look like</w:t>
+              <w:t>Venue, per-guest food cost and decor are priced separately and I forget something</w:t>
             </w:r>
           </w:p>
         </w:tc>
@@ -1037,15 +893,7 @@
               <w:rPr>
                 <w:sz w:val="16"/>
               </w:rPr>
-              <w:lastRenderedPageBreak/>
-              <w:t xml:space="preserve">Existing tools report past spending but do not </w:t>
-            </w:r>
-            <w:r>
-              <w:rPr>
-                <w:sz w:val="16"/>
-              </w:rPr>
-              <w:lastRenderedPageBreak/>
-              <w:t>forecast per category</w:t>
+              <w:t>No single tool splits one budget across every part of an event</w:t>
             </w:r>
           </w:p>
         </w:tc>
@@ -1061,15 +909,7 @@
               <w:rPr>
                 <w:sz w:val="16"/>
               </w:rPr>
-              <w:lastRenderedPageBreak/>
-              <w:t xml:space="preserve">Surprised, stressed and forced to cut </w:t>
-            </w:r>
-            <w:r>
-              <w:rPr>
-                <w:sz w:val="16"/>
-              </w:rPr>
-              <w:lastRenderedPageBreak/>
-              <w:t>back at the last minute</w:t>
+              <w:t>Stressed and rushed, with a risk of going over budget</w:t>
             </w:r>
           </w:p>
         </w:tc>
@@ -1104,7 +944,7 @@
               <w:rPr>
                 <w:sz w:val="16"/>
               </w:rPr>
-              <w:t>A family earner who reviews card and UPI statements occasionally</w:t>
+              <w:t>A shopper choosing jewelry for a wedding or festival outfit</w:t>
             </w:r>
           </w:p>
         </w:tc>
@@ -1120,7 +960,7 @@
               <w:rPr>
                 <w:sz w:val="16"/>
               </w:rPr>
-              <w:t>Spot unusual, duplicate or unexpectedly large charges quickly</w:t>
+              <w:t>Pick jewelry that matches my outfit without crossing my budget</w:t>
             </w:r>
           </w:p>
         </w:tc>
@@ -1136,22 +976,10 @@
               <w:rPr>
                 <w:sz w:val="16"/>
               </w:rPr>
-              <w:t xml:space="preserve">Odd charges are buried among hundreds of </w:t>
+              <w:t>I cannot tell which pieces suit the outfit and the prices keep adding up</w:t>
             </w:r>
             <w:proofErr w:type="gramStart"/>
-            <w:r>
-              <w:rPr>
-                <w:sz w:val="16"/>
-              </w:rPr>
-              <w:t>rows</w:t>
-            </w:r>
             <w:proofErr w:type="gramEnd"/>
-            <w:r>
-              <w:rPr>
-                <w:sz w:val="16"/>
-              </w:rPr>
-              <w:t xml:space="preserve"> and I notice them weeks later</w:t>
-            </w:r>
           </w:p>
         </w:tc>
         <w:tc>
@@ -1166,7 +994,7 @@
               <w:rPr>
                 <w:sz w:val="16"/>
               </w:rPr>
-              <w:t>There is no per-category baseline to compare each transaction against</w:t>
+              <w:t>Matching needs style knowledge and comparison across many platforms</w:t>
             </w:r>
           </w:p>
         </w:tc>
@@ -1182,7 +1010,7 @@
               <w:rPr>
                 <w:sz w:val="16"/>
               </w:rPr>
-              <w:t>Worried and distrustful of my own statements</w:t>
+              <w:t>Unsure and worried I will regret the choice</w:t>
             </w:r>
           </w:p>
         </w:tc>
